--- a/Coding 2 - year/Unit 2 - Object-Oriented Programming/Daily Lesson Plans/Word/Day 21.docx
+++ b/Coding 2 - year/Unit 2 - Object-Oriented Programming/Daily Lesson Plans/Word/Day 21.docx
@@ -50,12 +50,15 @@
               </w:rPr>
               <w:t xml:space="preserve">Coding II — Full Year</w:t>
             </w:r>
-          </w:p>
-          <w:p>
-            <w:pPr>
-              <w:spacing w:before="40"/>
-              <w:jc w:val="center"/>
-            </w:pPr>
+            <w:r>
+              <w:rPr>
+                <w:rFonts w:ascii="Arial" w:cs="Arial" w:eastAsia="Arial" w:hAnsi="Arial"/>
+                <w:sz w:val="16"/>
+                <w:szCs w:val="16"/>
+              </w:rPr>
+              <w:br/>
+              <w:t xml:space="preserve"/>
+            </w:r>
             <w:r>
               <w:rPr>
                 <w:rFonts w:ascii="Arial" w:cs="Arial" w:eastAsia="Arial" w:hAnsi="Arial"/>
@@ -83,7 +86,7 @@
           <w:rFonts w:ascii="Arial" w:cs="Arial" w:eastAsia="Arial" w:hAnsi="Arial"/>
           <w:b/>
           <w:bCs/>
-          <w:color w:val="0D3B1F"/>
+          <w:color w:val="1B7A4A"/>
           <w:sz w:val="32"/>
           <w:szCs w:val="32"/>
         </w:rPr>
@@ -261,9 +264,9 @@
               <w:right w:val="single" w:color="CCCCCC" w:sz="1"/>
             </w:tcBorders>
             <w:tcMar>
-              <w:top w:type="dxa" w:w="60"/>
+              <w:top w:type="dxa" w:w="80"/>
               <w:left w:type="dxa" w:w="120"/>
-              <w:bottom w:type="dxa" w:w="60"/>
+              <w:bottom w:type="dxa" w:w="80"/>
               <w:right w:type="dxa" w:w="120"/>
             </w:tcMar>
           </w:tcPr>
@@ -290,20 +293,213 @@
               <w:right w:val="single" w:color="CCCCCC" w:sz="1"/>
             </w:tcBorders>
             <w:tcMar>
-              <w:top w:type="dxa" w:w="60"/>
+              <w:top w:type="dxa" w:w="80"/>
               <w:left w:type="dxa" w:w="120"/>
-              <w:bottom w:type="dxa" w:w="60"/>
+              <w:bottom w:type="dxa" w:w="80"/>
               <w:right w:type="dxa" w:w="120"/>
             </w:tcMar>
           </w:tcPr>
           <w:p>
-            <w:r>
-              <w:rPr>
-                <w:rFonts w:ascii="Arial" w:cs="Arial" w:eastAsia="Arial" w:hAnsi="Arial"/>
-                <w:sz w:val="20"/>
-                <w:szCs w:val="20"/>
+            <w:pPr>
+              <w:spacing w:after="80" w:before="80"/>
+            </w:pPr>
+            <w:r>
+              <w:rPr>
+                <w:rFonts w:ascii="Arial" w:cs="Arial" w:eastAsia="Arial" w:hAnsi="Arial"/>
+                <w:b/>
+                <w:bCs/>
+                <w:i w:val="false"/>
+                <w:iCs w:val="false"/>
+                <w:color w:val="000000"/>
+                <w:sz w:val="22"/>
+                <w:szCs w:val="22"/>
               </w:rPr>
               <w:t xml:space="preserve">Bell Ringer / Review</w:t>
+            </w:r>
+            <w:r>
+              <w:rPr>
+                <w:rFonts w:ascii="Arial" w:cs="Arial" w:eastAsia="Arial" w:hAnsi="Arial"/>
+                <w:sz w:val="20"/>
+                <w:szCs w:val="20"/>
+              </w:rPr>
+              <w:br/>
+              <w:t xml:space="preserve"/>
+            </w:r>
+            <w:r>
+              <w:rPr>
+                <w:rFonts w:ascii="Arial" w:cs="Arial" w:eastAsia="Arial" w:hAnsi="Arial"/>
+                <w:sz w:val="20"/>
+                <w:szCs w:val="20"/>
+              </w:rPr>
+              <w:br/>
+              <w:t xml:space="preserve"/>
+            </w:r>
+            <w:r>
+              <w:rPr>
+                <w:rFonts w:ascii="Arial" w:cs="Arial" w:eastAsia="Arial" w:hAnsi="Arial"/>
+                <w:b/>
+                <w:bCs/>
+                <w:i w:val="false"/>
+                <w:iCs w:val="false"/>
+                <w:color w:val="000000"/>
+                <w:sz w:val="20"/>
+                <w:szCs w:val="20"/>
+              </w:rPr>
+              <w:t xml:space="preserve">Quick Write </w:t>
+            </w:r>
+            <w:r>
+              <w:rPr>
+                <w:rFonts w:ascii="Arial" w:cs="Arial" w:eastAsia="Arial" w:hAnsi="Arial"/>
+                <w:b w:val="false"/>
+                <w:bCs w:val="false"/>
+                <w:i w:val="false"/>
+                <w:iCs w:val="false"/>
+                <w:color w:val="000000"/>
+                <w:sz w:val="20"/>
+                <w:szCs w:val="20"/>
+              </w:rPr>
+              <w:t xml:space="preserve">(3 min — written or verbal):</w:t>
+            </w:r>
+            <w:r>
+              <w:rPr>
+                <w:rFonts w:ascii="Arial" w:cs="Arial" w:eastAsia="Arial" w:hAnsi="Arial"/>
+                <w:sz w:val="20"/>
+                <w:szCs w:val="20"/>
+              </w:rPr>
+              <w:br/>
+              <w:t xml:space="preserve"/>
+            </w:r>
+            <w:r>
+              <w:rPr>
+                <w:rFonts w:ascii="Arial" w:cs="Arial" w:eastAsia="Arial" w:hAnsi="Arial"/>
+                <w:b w:val="false"/>
+                <w:bCs w:val="false"/>
+                <w:i w:val="false"/>
+                <w:iCs w:val="false"/>
+                <w:color w:val="000000"/>
+                <w:sz w:val="20"/>
+                <w:szCs w:val="20"/>
+              </w:rPr>
+              <w:t xml:space="preserve">    In your own words: Plan well-designed class hierarchies using OOP principles?</w:t>
+            </w:r>
+            <w:r>
+              <w:rPr>
+                <w:rFonts w:ascii="Arial" w:cs="Arial" w:eastAsia="Arial" w:hAnsi="Arial"/>
+                <w:sz w:val="20"/>
+                <w:szCs w:val="20"/>
+              </w:rPr>
+              <w:br/>
+              <w:t xml:space="preserve"/>
+            </w:r>
+            <w:r>
+              <w:rPr>
+                <w:rFonts w:ascii="Arial" w:cs="Arial" w:eastAsia="Arial" w:hAnsi="Arial"/>
+                <w:sz w:val="20"/>
+                <w:szCs w:val="20"/>
+              </w:rPr>
+              <w:br/>
+              <w:t xml:space="preserve"/>
+            </w:r>
+            <w:r>
+              <w:rPr>
+                <w:rFonts w:ascii="Arial" w:cs="Arial" w:eastAsia="Arial" w:hAnsi="Arial"/>
+                <w:b/>
+                <w:bCs/>
+                <w:i w:val="false"/>
+                <w:iCs w:val="false"/>
+                <w:color w:val="000000"/>
+                <w:sz w:val="20"/>
+                <w:szCs w:val="20"/>
+              </w:rPr>
+              <w:t xml:space="preserve">Vocabulary Preview — </w:t>
+            </w:r>
+            <w:r>
+              <w:rPr>
+                <w:rFonts w:ascii="Arial" w:cs="Arial" w:eastAsia="Arial" w:hAnsi="Arial"/>
+                <w:b w:val="false"/>
+                <w:bCs w:val="false"/>
+                <w:i w:val="false"/>
+                <w:iCs w:val="false"/>
+                <w:color w:val="000000"/>
+                <w:sz w:val="20"/>
+                <w:szCs w:val="20"/>
+              </w:rPr>
+              <w:t xml:space="preserve">terms we'll use today:</w:t>
+            </w:r>
+            <w:r>
+              <w:rPr>
+                <w:rFonts w:ascii="Arial" w:cs="Arial" w:eastAsia="Arial" w:hAnsi="Arial"/>
+                <w:sz w:val="20"/>
+                <w:szCs w:val="20"/>
+              </w:rPr>
+              <w:br/>
+              <w:t xml:space="preserve"/>
+            </w:r>
+            <w:r>
+              <w:rPr>
+                <w:rFonts w:ascii="Arial" w:cs="Arial" w:eastAsia="Arial" w:hAnsi="Arial"/>
+                <w:b w:val="false"/>
+                <w:bCs w:val="false"/>
+                <w:i w:val="false"/>
+                <w:iCs w:val="false"/>
+                <w:color w:val="000000"/>
+                <w:sz w:val="20"/>
+                <w:szCs w:val="20"/>
+              </w:rPr>
+              <w:t xml:space="preserve">    • Design Principles   •   Class Hierarchy   •   Cohesion   •   Coupling   •   1. Identify Requirements   •   2. Identify Classes</w:t>
+            </w:r>
+            <w:r>
+              <w:rPr>
+                <w:rFonts w:ascii="Arial" w:cs="Arial" w:eastAsia="Arial" w:hAnsi="Arial"/>
+                <w:sz w:val="20"/>
+                <w:szCs w:val="20"/>
+              </w:rPr>
+              <w:br/>
+              <w:t xml:space="preserve"/>
+            </w:r>
+            <w:r>
+              <w:rPr>
+                <w:rFonts w:ascii="Arial" w:cs="Arial" w:eastAsia="Arial" w:hAnsi="Arial"/>
+                <w:sz w:val="20"/>
+                <w:szCs w:val="20"/>
+              </w:rPr>
+              <w:br/>
+              <w:t xml:space="preserve"/>
+            </w:r>
+            <w:r>
+              <w:rPr>
+                <w:rFonts w:ascii="Arial" w:cs="Arial" w:eastAsia="Arial" w:hAnsi="Arial"/>
+                <w:b w:val="false"/>
+                <w:bCs w:val="false"/>
+                <w:i/>
+                <w:iCs/>
+                <w:color w:val="444444"/>
+                <w:sz w:val="20"/>
+                <w:szCs w:val="20"/>
+              </w:rPr>
+              <w:t xml:space="preserve">Today's Goal: By the end of class you will be able to plan well-designed class hierarchies using OOP principles.</w:t>
+            </w:r>
+            <w:r>
+              <w:rPr>
+                <w:rFonts w:ascii="Arial" w:cs="Arial" w:eastAsia="Arial" w:hAnsi="Arial"/>
+                <w:sz w:val="20"/>
+                <w:szCs w:val="20"/>
+              </w:rPr>
+              <w:br/>
+              <w:t xml:space="preserve"/>
+            </w:r>
+            <w:r>
+              <w:rPr>
+                <w:rFonts w:ascii="Arial" w:cs="Arial" w:eastAsia="Arial" w:hAnsi="Arial"/>
+                <w:b w:val="false"/>
+                <w:bCs w:val="false"/>
+                <w:i/>
+                <w:iCs/>
+                <w:color w:val="555555"/>
+                <w:sz w:val="20"/>
+                <w:szCs w:val="20"/>
+              </w:rPr>
+              <w:t xml:space="preserve">→ Pair-share your response, then 2–3 students share with the class.</w:t>
             </w:r>
           </w:p>
         </w:tc>
@@ -319,9 +515,9 @@
               <w:right w:val="single" w:color="CCCCCC" w:sz="1"/>
             </w:tcBorders>
             <w:tcMar>
-              <w:top w:type="dxa" w:w="60"/>
+              <w:top w:type="dxa" w:w="80"/>
               <w:left w:type="dxa" w:w="120"/>
-              <w:bottom w:type="dxa" w:w="60"/>
+              <w:bottom w:type="dxa" w:w="80"/>
               <w:right w:type="dxa" w:w="120"/>
             </w:tcMar>
           </w:tcPr>
@@ -348,20 +544,468 @@
               <w:right w:val="single" w:color="CCCCCC" w:sz="1"/>
             </w:tcBorders>
             <w:tcMar>
-              <w:top w:type="dxa" w:w="60"/>
+              <w:top w:type="dxa" w:w="80"/>
               <w:left w:type="dxa" w:w="120"/>
-              <w:bottom w:type="dxa" w:w="60"/>
+              <w:bottom w:type="dxa" w:w="80"/>
               <w:right w:type="dxa" w:w="120"/>
             </w:tcMar>
           </w:tcPr>
           <w:p>
-            <w:r>
-              <w:rPr>
-                <w:rFonts w:ascii="Arial" w:cs="Arial" w:eastAsia="Arial" w:hAnsi="Arial"/>
-                <w:sz w:val="20"/>
-                <w:szCs w:val="20"/>
-              </w:rPr>
-              <w:t xml:space="preserve">Mini Lesson: OOP Design — Planning Classes</w:t>
+            <w:pPr>
+              <w:spacing w:after="80" w:before="80"/>
+            </w:pPr>
+            <w:r>
+              <w:rPr>
+                <w:rFonts w:ascii="Arial" w:cs="Arial" w:eastAsia="Arial" w:hAnsi="Arial"/>
+                <w:b/>
+                <w:bCs/>
+                <w:i w:val="false"/>
+                <w:iCs w:val="false"/>
+                <w:color w:val="000000"/>
+                <w:sz w:val="22"/>
+                <w:szCs w:val="22"/>
+              </w:rPr>
+              <w:t xml:space="preserve">Mini Lesson: </w:t>
+            </w:r>
+            <w:r>
+              <w:rPr>
+                <w:rFonts w:ascii="Arial" w:cs="Arial" w:eastAsia="Arial" w:hAnsi="Arial"/>
+                <w:b w:val="false"/>
+                <w:bCs w:val="false"/>
+                <w:i w:val="false"/>
+                <w:iCs w:val="false"/>
+                <w:color w:val="000000"/>
+                <w:sz w:val="22"/>
+                <w:szCs w:val="22"/>
+              </w:rPr>
+              <w:t xml:space="preserve">OOP Design — Planning Classes</w:t>
+            </w:r>
+            <w:r>
+              <w:rPr>
+                <w:rFonts w:ascii="Arial" w:cs="Arial" w:eastAsia="Arial" w:hAnsi="Arial"/>
+                <w:sz w:val="20"/>
+                <w:szCs w:val="20"/>
+              </w:rPr>
+              <w:br/>
+              <w:t xml:space="preserve"/>
+            </w:r>
+            <w:r>
+              <w:rPr>
+                <w:rFonts w:ascii="Arial" w:cs="Arial" w:eastAsia="Arial" w:hAnsi="Arial"/>
+                <w:sz w:val="20"/>
+                <w:szCs w:val="20"/>
+              </w:rPr>
+              <w:br/>
+              <w:t xml:space="preserve"/>
+            </w:r>
+            <w:r>
+              <w:rPr>
+                <w:rFonts w:ascii="Arial" w:cs="Arial" w:eastAsia="Arial" w:hAnsi="Arial"/>
+                <w:b/>
+                <w:bCs/>
+                <w:i/>
+                <w:iCs/>
+                <w:color w:val="000000"/>
+                <w:sz w:val="20"/>
+                <w:szCs w:val="20"/>
+              </w:rPr>
+              <w:t xml:space="preserve">Learning Target: </w:t>
+            </w:r>
+            <w:r>
+              <w:rPr>
+                <w:rFonts w:ascii="Arial" w:cs="Arial" w:eastAsia="Arial" w:hAnsi="Arial"/>
+                <w:b w:val="false"/>
+                <w:bCs w:val="false"/>
+                <w:i/>
+                <w:iCs/>
+                <w:color w:val="333333"/>
+                <w:sz w:val="20"/>
+                <w:szCs w:val="20"/>
+              </w:rPr>
+              <w:t xml:space="preserve">I can plan well-designed class hierarchies using OOP principles.</w:t>
+            </w:r>
+            <w:r>
+              <w:rPr>
+                <w:rFonts w:ascii="Arial" w:cs="Arial" w:eastAsia="Arial" w:hAnsi="Arial"/>
+                <w:sz w:val="20"/>
+                <w:szCs w:val="20"/>
+              </w:rPr>
+              <w:br/>
+              <w:t xml:space="preserve"/>
+            </w:r>
+            <w:r>
+              <w:rPr>
+                <w:rFonts w:ascii="Arial" w:cs="Arial" w:eastAsia="Arial" w:hAnsi="Arial"/>
+                <w:sz w:val="20"/>
+                <w:szCs w:val="20"/>
+              </w:rPr>
+              <w:br/>
+              <w:t xml:space="preserve"/>
+            </w:r>
+            <w:r>
+              <w:rPr>
+                <w:rFonts w:ascii="Arial" w:cs="Arial" w:eastAsia="Arial" w:hAnsi="Arial"/>
+                <w:b w:val="false"/>
+                <w:bCs w:val="false"/>
+                <w:i w:val="false"/>
+                <w:iCs w:val="false"/>
+                <w:color w:val="000000"/>
+                <w:sz w:val="20"/>
+                <w:szCs w:val="20"/>
+              </w:rPr>
+              <w:t xml:space="preserve">Design Principles: SOLID principles guide good OOP design.</w:t>
+            </w:r>
+            <w:r>
+              <w:rPr>
+                <w:rFonts w:ascii="Arial" w:cs="Arial" w:eastAsia="Arial" w:hAnsi="Arial"/>
+                <w:sz w:val="20"/>
+                <w:szCs w:val="20"/>
+              </w:rPr>
+              <w:br/>
+              <w:t xml:space="preserve"/>
+            </w:r>
+            <w:r>
+              <w:rPr>
+                <w:rFonts w:ascii="Arial" w:cs="Arial" w:eastAsia="Arial" w:hAnsi="Arial"/>
+                <w:b w:val="false"/>
+                <w:bCs w:val="false"/>
+                <w:i w:val="false"/>
+                <w:iCs w:val="false"/>
+                <w:color w:val="000000"/>
+                <w:sz w:val="20"/>
+                <w:szCs w:val="20"/>
+              </w:rPr>
+              <w:t xml:space="preserve">Class Hierarchy: Organize classes using inheritance and composition.</w:t>
+            </w:r>
+            <w:r>
+              <w:rPr>
+                <w:rFonts w:ascii="Arial" w:cs="Arial" w:eastAsia="Arial" w:hAnsi="Arial"/>
+                <w:sz w:val="20"/>
+                <w:szCs w:val="20"/>
+              </w:rPr>
+              <w:br/>
+              <w:t xml:space="preserve"/>
+            </w:r>
+            <w:r>
+              <w:rPr>
+                <w:rFonts w:ascii="Arial" w:cs="Arial" w:eastAsia="Arial" w:hAnsi="Arial"/>
+                <w:sz w:val="20"/>
+                <w:szCs w:val="20"/>
+              </w:rPr>
+              <w:br/>
+              <w:t xml:space="preserve"/>
+            </w:r>
+            <w:r>
+              <w:rPr>
+                <w:rFonts w:ascii="Arial" w:cs="Arial" w:eastAsia="Arial" w:hAnsi="Arial"/>
+                <w:b/>
+                <w:bCs/>
+                <w:i w:val="false"/>
+                <w:iCs w:val="false"/>
+                <w:color w:val="000000"/>
+                <w:sz w:val="20"/>
+                <w:szCs w:val="20"/>
+              </w:rPr>
+              <w:t xml:space="preserve">Key Concepts:</w:t>
+            </w:r>
+            <w:r>
+              <w:rPr>
+                <w:rFonts w:ascii="Arial" w:cs="Arial" w:eastAsia="Arial" w:hAnsi="Arial"/>
+                <w:sz w:val="20"/>
+                <w:szCs w:val="20"/>
+              </w:rPr>
+              <w:br/>
+              <w:t xml:space="preserve"/>
+            </w:r>
+            <w:r>
+              <w:rPr>
+                <w:rFonts w:ascii="Arial" w:cs="Arial" w:eastAsia="Arial" w:hAnsi="Arial"/>
+                <w:b w:val="false"/>
+                <w:bCs w:val="false"/>
+                <w:i w:val="false"/>
+                <w:iCs w:val="false"/>
+                <w:color w:val="000000"/>
+                <w:sz w:val="20"/>
+                <w:szCs w:val="20"/>
+              </w:rPr>
+              <w:t xml:space="preserve">    • Single Responsibility: Each class should have one reason to change</w:t>
+            </w:r>
+            <w:r>
+              <w:rPr>
+                <w:rFonts w:ascii="Arial" w:cs="Arial" w:eastAsia="Arial" w:hAnsi="Arial"/>
+                <w:sz w:val="20"/>
+                <w:szCs w:val="20"/>
+              </w:rPr>
+              <w:br/>
+              <w:t xml:space="preserve"/>
+            </w:r>
+            <w:r>
+              <w:rPr>
+                <w:rFonts w:ascii="Arial" w:cs="Arial" w:eastAsia="Arial" w:hAnsi="Arial"/>
+                <w:b w:val="false"/>
+                <w:bCs w:val="false"/>
+                <w:i w:val="false"/>
+                <w:iCs w:val="false"/>
+                <w:color w:val="000000"/>
+                <w:sz w:val="20"/>
+                <w:szCs w:val="20"/>
+              </w:rPr>
+              <w:t xml:space="preserve">    • Open/Closed: Open for extension, closed for modification</w:t>
+            </w:r>
+            <w:r>
+              <w:rPr>
+                <w:rFonts w:ascii="Arial" w:cs="Arial" w:eastAsia="Arial" w:hAnsi="Arial"/>
+                <w:sz w:val="20"/>
+                <w:szCs w:val="20"/>
+              </w:rPr>
+              <w:br/>
+              <w:t xml:space="preserve"/>
+            </w:r>
+            <w:r>
+              <w:rPr>
+                <w:rFonts w:ascii="Arial" w:cs="Arial" w:eastAsia="Arial" w:hAnsi="Arial"/>
+                <w:b w:val="false"/>
+                <w:bCs w:val="false"/>
+                <w:i w:val="false"/>
+                <w:iCs w:val="false"/>
+                <w:color w:val="000000"/>
+                <w:sz w:val="20"/>
+                <w:szCs w:val="20"/>
+              </w:rPr>
+              <w:t xml:space="preserve">    • Liskov Substitution: Subclasses should be substitutable for parents</w:t>
+            </w:r>
+            <w:r>
+              <w:rPr>
+                <w:rFonts w:ascii="Arial" w:cs="Arial" w:eastAsia="Arial" w:hAnsi="Arial"/>
+                <w:sz w:val="20"/>
+                <w:szCs w:val="20"/>
+              </w:rPr>
+              <w:br/>
+              <w:t xml:space="preserve"/>
+            </w:r>
+            <w:r>
+              <w:rPr>
+                <w:rFonts w:ascii="Arial" w:cs="Arial" w:eastAsia="Arial" w:hAnsi="Arial"/>
+                <w:b w:val="false"/>
+                <w:bCs w:val="false"/>
+                <w:i w:val="false"/>
+                <w:iCs w:val="false"/>
+                <w:color w:val="000000"/>
+                <w:sz w:val="20"/>
+                <w:szCs w:val="20"/>
+              </w:rPr>
+              <w:t xml:space="preserve">    • Interface Segregation: Many specific interfaces better than one general</w:t>
+            </w:r>
+            <w:r>
+              <w:rPr>
+                <w:rFonts w:ascii="Arial" w:cs="Arial" w:eastAsia="Arial" w:hAnsi="Arial"/>
+                <w:sz w:val="20"/>
+                <w:szCs w:val="20"/>
+              </w:rPr>
+              <w:br/>
+              <w:t xml:space="preserve"/>
+            </w:r>
+            <w:r>
+              <w:rPr>
+                <w:rFonts w:ascii="Arial" w:cs="Arial" w:eastAsia="Arial" w:hAnsi="Arial"/>
+                <w:b w:val="false"/>
+                <w:bCs w:val="false"/>
+                <w:i w:val="false"/>
+                <w:iCs w:val="false"/>
+                <w:color w:val="000000"/>
+                <w:sz w:val="20"/>
+                <w:szCs w:val="20"/>
+              </w:rPr>
+              <w:t xml:space="preserve">    • Dependency Inversion: Depend on abstractions, not concrete classes</w:t>
+            </w:r>
+            <w:r>
+              <w:rPr>
+                <w:rFonts w:ascii="Arial" w:cs="Arial" w:eastAsia="Arial" w:hAnsi="Arial"/>
+                <w:sz w:val="20"/>
+                <w:szCs w:val="20"/>
+              </w:rPr>
+              <w:br/>
+              <w:t xml:space="preserve"/>
+            </w:r>
+            <w:r>
+              <w:rPr>
+                <w:rFonts w:ascii="Arial" w:cs="Arial" w:eastAsia="Arial" w:hAnsi="Arial"/>
+                <w:b w:val="false"/>
+                <w:bCs w:val="false"/>
+                <w:i w:val="false"/>
+                <w:iCs w:val="false"/>
+                <w:color w:val="000000"/>
+                <w:sz w:val="20"/>
+                <w:szCs w:val="20"/>
+              </w:rPr>
+              <w:t xml:space="preserve">    • What problem are we solving?</w:t>
+            </w:r>
+            <w:r>
+              <w:rPr>
+                <w:rFonts w:ascii="Arial" w:cs="Arial" w:eastAsia="Arial" w:hAnsi="Arial"/>
+                <w:sz w:val="20"/>
+                <w:szCs w:val="20"/>
+              </w:rPr>
+              <w:br/>
+              <w:t xml:space="preserve"/>
+            </w:r>
+            <w:r>
+              <w:rPr>
+                <w:rFonts w:ascii="Arial" w:cs="Arial" w:eastAsia="Arial" w:hAnsi="Arial"/>
+                <w:b w:val="false"/>
+                <w:bCs w:val="false"/>
+                <w:i w:val="false"/>
+                <w:iCs w:val="false"/>
+                <w:color w:val="000000"/>
+                <w:sz w:val="20"/>
+                <w:szCs w:val="20"/>
+              </w:rPr>
+              <w:t xml:space="preserve">    • What are the key entities?</w:t>
+            </w:r>
+            <w:r>
+              <w:rPr>
+                <w:rFonts w:ascii="Arial" w:cs="Arial" w:eastAsia="Arial" w:hAnsi="Arial"/>
+                <w:sz w:val="20"/>
+                <w:szCs w:val="20"/>
+              </w:rPr>
+              <w:br/>
+              <w:t xml:space="preserve"/>
+            </w:r>
+            <w:r>
+              <w:rPr>
+                <w:rFonts w:ascii="Arial" w:cs="Arial" w:eastAsia="Arial" w:hAnsi="Arial"/>
+                <w:b w:val="false"/>
+                <w:bCs w:val="false"/>
+                <w:i w:val="false"/>
+                <w:iCs w:val="false"/>
+                <w:color w:val="000000"/>
+                <w:sz w:val="20"/>
+                <w:szCs w:val="20"/>
+              </w:rPr>
+              <w:t xml:space="preserve">    • What behaviors do they need?</w:t>
+            </w:r>
+            <w:r>
+              <w:rPr>
+                <w:rFonts w:ascii="Arial" w:cs="Arial" w:eastAsia="Arial" w:hAnsi="Arial"/>
+                <w:sz w:val="20"/>
+                <w:szCs w:val="20"/>
+              </w:rPr>
+              <w:br/>
+              <w:t xml:space="preserve"/>
+            </w:r>
+            <w:r>
+              <w:rPr>
+                <w:rFonts w:ascii="Arial" w:cs="Arial" w:eastAsia="Arial" w:hAnsi="Arial"/>
+                <w:sz w:val="20"/>
+                <w:szCs w:val="20"/>
+              </w:rPr>
+              <w:br/>
+              <w:t xml:space="preserve"/>
+            </w:r>
+            <w:r>
+              <w:rPr>
+                <w:rFonts w:ascii="Arial" w:cs="Arial" w:eastAsia="Arial" w:hAnsi="Arial"/>
+                <w:b/>
+                <w:bCs/>
+                <w:i w:val="false"/>
+                <w:iCs w:val="false"/>
+                <w:color w:val="000000"/>
+                <w:sz w:val="20"/>
+                <w:szCs w:val="20"/>
+              </w:rPr>
+              <w:t xml:space="preserve">Vocabulary: </w:t>
+            </w:r>
+            <w:r>
+              <w:rPr>
+                <w:rFonts w:ascii="Arial" w:cs="Arial" w:eastAsia="Arial" w:hAnsi="Arial"/>
+                <w:b w:val="false"/>
+                <w:bCs w:val="false"/>
+                <w:i w:val="false"/>
+                <w:iCs w:val="false"/>
+                <w:color w:val="000000"/>
+                <w:sz w:val="20"/>
+                <w:szCs w:val="20"/>
+              </w:rPr>
+              <w:t xml:space="preserve">Design Principles, Class Hierarchy, Cohesion, Coupling, 1. Identify Requirements, 2. Identify Classes</w:t>
+            </w:r>
+            <w:r>
+              <w:rPr>
+                <w:rFonts w:ascii="Arial" w:cs="Arial" w:eastAsia="Arial" w:hAnsi="Arial"/>
+                <w:sz w:val="20"/>
+                <w:szCs w:val="20"/>
+              </w:rPr>
+              <w:br/>
+              <w:t xml:space="preserve"/>
+            </w:r>
+            <w:r>
+              <w:rPr>
+                <w:rFonts w:ascii="Arial" w:cs="Arial" w:eastAsia="Arial" w:hAnsi="Arial"/>
+                <w:sz w:val="20"/>
+                <w:szCs w:val="20"/>
+              </w:rPr>
+              <w:br/>
+              <w:t xml:space="preserve"/>
+            </w:r>
+            <w:r>
+              <w:rPr>
+                <w:rFonts w:ascii="Arial" w:cs="Arial" w:eastAsia="Arial" w:hAnsi="Arial"/>
+                <w:b/>
+                <w:bCs/>
+                <w:i/>
+                <w:iCs/>
+                <w:color w:val="555555"/>
+                <w:sz w:val="20"/>
+                <w:szCs w:val="20"/>
+              </w:rPr>
+              <w:t xml:space="preserve">→ Live Demo — </w:t>
+            </w:r>
+            <w:r>
+              <w:rPr>
+                <w:rFonts w:ascii="Arial" w:cs="Arial" w:eastAsia="Arial" w:hAnsi="Arial"/>
+                <w:b w:val="false"/>
+                <w:bCs w:val="false"/>
+                <w:i/>
+                <w:iCs/>
+                <w:color w:val="555555"/>
+                <w:sz w:val="20"/>
+                <w:szCs w:val="20"/>
+              </w:rPr>
+              <w:t xml:space="preserve">type examples as students follow along in their own editor.</w:t>
+            </w:r>
+            <w:r>
+              <w:rPr>
+                <w:rFonts w:ascii="Arial" w:cs="Arial" w:eastAsia="Arial" w:hAnsi="Arial"/>
+                <w:sz w:val="20"/>
+                <w:szCs w:val="20"/>
+              </w:rPr>
+              <w:br/>
+              <w:t xml:space="preserve"/>
+            </w:r>
+            <w:r>
+              <w:rPr>
+                <w:rFonts w:ascii="Arial" w:cs="Arial" w:eastAsia="Arial" w:hAnsi="Arial"/>
+                <w:b/>
+                <w:bCs/>
+                <w:i/>
+                <w:iCs/>
+                <w:color w:val="555555"/>
+                <w:sz w:val="20"/>
+                <w:szCs w:val="20"/>
+              </w:rPr>
+              <w:t xml:space="preserve">→ Check for Understanding: </w:t>
+            </w:r>
+            <w:r>
+              <w:rPr>
+                <w:rFonts w:ascii="Arial" w:cs="Arial" w:eastAsia="Arial" w:hAnsi="Arial"/>
+                <w:b w:val="false"/>
+                <w:bCs w:val="false"/>
+                <w:i/>
+                <w:iCs/>
+                <w:color w:val="555555"/>
+                <w:sz w:val="20"/>
+                <w:szCs w:val="20"/>
+              </w:rPr>
+              <w:t xml:space="preserve">pause and cold-call: “Can someone explain what we just did in their own words?”</w:t>
             </w:r>
           </w:p>
         </w:tc>
@@ -377,9 +1021,9 @@
               <w:right w:val="single" w:color="CCCCCC" w:sz="1"/>
             </w:tcBorders>
             <w:tcMar>
-              <w:top w:type="dxa" w:w="60"/>
+              <w:top w:type="dxa" w:w="80"/>
               <w:left w:type="dxa" w:w="120"/>
-              <w:bottom w:type="dxa" w:w="60"/>
+              <w:bottom w:type="dxa" w:w="80"/>
               <w:right w:type="dxa" w:w="120"/>
             </w:tcMar>
           </w:tcPr>
@@ -392,7 +1036,7 @@
                 <w:sz w:val="20"/>
                 <w:szCs w:val="20"/>
               </w:rPr>
-              <w:t xml:space="preserve">15-20 min</w:t>
+              <w:t xml:space="preserve">15–20 min</w:t>
             </w:r>
           </w:p>
         </w:tc>
@@ -406,20 +1050,81 @@
               <w:right w:val="single" w:color="CCCCCC" w:sz="1"/>
             </w:tcBorders>
             <w:tcMar>
-              <w:top w:type="dxa" w:w="60"/>
+              <w:top w:type="dxa" w:w="80"/>
               <w:left w:type="dxa" w:w="120"/>
-              <w:bottom w:type="dxa" w:w="60"/>
+              <w:bottom w:type="dxa" w:w="80"/>
               <w:right w:type="dxa" w:w="120"/>
             </w:tcMar>
           </w:tcPr>
           <w:p>
-            <w:r>
-              <w:rPr>
-                <w:rFonts w:ascii="Arial" w:cs="Arial" w:eastAsia="Arial" w:hAnsi="Arial"/>
-                <w:sz w:val="20"/>
-                <w:szCs w:val="20"/>
+            <w:pPr>
+              <w:spacing w:after="80" w:before="80"/>
+            </w:pPr>
+            <w:r>
+              <w:rPr>
+                <w:rFonts w:ascii="Arial" w:cs="Arial" w:eastAsia="Arial" w:hAnsi="Arial"/>
+                <w:b/>
+                <w:bCs/>
+                <w:i w:val="false"/>
+                <w:iCs w:val="false"/>
+                <w:color w:val="000000"/>
+                <w:sz w:val="22"/>
+                <w:szCs w:val="22"/>
               </w:rPr>
               <w:t xml:space="preserve">Independent Practice / Code Along</w:t>
+            </w:r>
+            <w:r>
+              <w:rPr>
+                <w:rFonts w:ascii="Arial" w:cs="Arial" w:eastAsia="Arial" w:hAnsi="Arial"/>
+                <w:sz w:val="20"/>
+                <w:szCs w:val="20"/>
+              </w:rPr>
+              <w:br/>
+              <w:t xml:space="preserve"/>
+            </w:r>
+            <w:r>
+              <w:rPr>
+                <w:rFonts w:ascii="Arial" w:cs="Arial" w:eastAsia="Arial" w:hAnsi="Arial"/>
+                <w:b w:val="false"/>
+                <w:bCs w:val="false"/>
+                <w:i w:val="false"/>
+                <w:iCs w:val="false"/>
+                <w:color w:val="000000"/>
+                <w:sz w:val="20"/>
+                <w:szCs w:val="20"/>
+              </w:rPr>
+              <w:t xml:space="preserve">    Work through problems from the day's exercise set.</w:t>
+            </w:r>
+            <w:r>
+              <w:rPr>
+                <w:rFonts w:ascii="Arial" w:cs="Arial" w:eastAsia="Arial" w:hAnsi="Arial"/>
+                <w:sz w:val="20"/>
+                <w:szCs w:val="20"/>
+              </w:rPr>
+              <w:br/>
+              <w:t xml:space="preserve"/>
+            </w:r>
+            <w:r>
+              <w:rPr>
+                <w:rFonts w:ascii="Arial" w:cs="Arial" w:eastAsia="Arial" w:hAnsi="Arial"/>
+                <w:sz w:val="20"/>
+                <w:szCs w:val="20"/>
+              </w:rPr>
+              <w:br/>
+              <w:t xml:space="preserve"/>
+            </w:r>
+            <w:r>
+              <w:rPr>
+                <w:rFonts w:ascii="Arial" w:cs="Arial" w:eastAsia="Arial" w:hAnsi="Arial"/>
+                <w:b w:val="false"/>
+                <w:bCs w:val="false"/>
+                <w:i/>
+                <w:iCs/>
+                <w:color w:val="555555"/>
+                <w:sz w:val="20"/>
+                <w:szCs w:val="20"/>
+              </w:rPr>
+              <w:t xml:space="preserve">→ Teacher circulates — offer hints, check for understanding.</w:t>
             </w:r>
           </w:p>
         </w:tc>
@@ -435,9 +1140,9 @@
               <w:right w:val="single" w:color="CCCCCC" w:sz="1"/>
             </w:tcBorders>
             <w:tcMar>
-              <w:top w:type="dxa" w:w="60"/>
+              <w:top w:type="dxa" w:w="80"/>
               <w:left w:type="dxa" w:w="120"/>
-              <w:bottom w:type="dxa" w:w="60"/>
+              <w:bottom w:type="dxa" w:w="80"/>
               <w:right w:type="dxa" w:w="120"/>
             </w:tcMar>
           </w:tcPr>
@@ -464,20 +1169,90 @@
               <w:right w:val="single" w:color="CCCCCC" w:sz="1"/>
             </w:tcBorders>
             <w:tcMar>
-              <w:top w:type="dxa" w:w="60"/>
+              <w:top w:type="dxa" w:w="80"/>
               <w:left w:type="dxa" w:w="120"/>
-              <w:bottom w:type="dxa" w:w="60"/>
+              <w:bottom w:type="dxa" w:w="80"/>
               <w:right w:type="dxa" w:w="120"/>
             </w:tcMar>
           </w:tcPr>
           <w:p>
-            <w:r>
-              <w:rPr>
-                <w:rFonts w:ascii="Arial" w:cs="Arial" w:eastAsia="Arial" w:hAnsi="Arial"/>
-                <w:sz w:val="20"/>
-                <w:szCs w:val="20"/>
+            <w:pPr>
+              <w:spacing w:after="80" w:before="80"/>
+            </w:pPr>
+            <w:r>
+              <w:rPr>
+                <w:rFonts w:ascii="Arial" w:cs="Arial" w:eastAsia="Arial" w:hAnsi="Arial"/>
+                <w:b/>
+                <w:bCs/>
+                <w:i w:val="false"/>
+                <w:iCs w:val="false"/>
+                <w:color w:val="000000"/>
+                <w:sz w:val="22"/>
+                <w:szCs w:val="22"/>
               </w:rPr>
               <w:t xml:space="preserve">Exit Ticket / Wrap-Up</w:t>
+            </w:r>
+            <w:r>
+              <w:rPr>
+                <w:rFonts w:ascii="Arial" w:cs="Arial" w:eastAsia="Arial" w:hAnsi="Arial"/>
+                <w:sz w:val="20"/>
+                <w:szCs w:val="20"/>
+              </w:rPr>
+              <w:br/>
+              <w:t xml:space="preserve"/>
+            </w:r>
+            <w:r>
+              <w:rPr>
+                <w:rFonts w:ascii="Arial" w:cs="Arial" w:eastAsia="Arial" w:hAnsi="Arial"/>
+                <w:sz w:val="20"/>
+                <w:szCs w:val="20"/>
+              </w:rPr>
+              <w:br/>
+              <w:t xml:space="preserve"/>
+            </w:r>
+            <w:r>
+              <w:rPr>
+                <w:rFonts w:ascii="Arial" w:cs="Arial" w:eastAsia="Arial" w:hAnsi="Arial"/>
+                <w:b w:val="false"/>
+                <w:bCs w:val="false"/>
+                <w:i w:val="false"/>
+                <w:iCs w:val="false"/>
+                <w:color w:val="000000"/>
+                <w:sz w:val="20"/>
+                <w:szCs w:val="20"/>
+              </w:rPr>
+              <w:t xml:space="preserve">Quick Check: Plan well-designed class hierarchies using OOP principles?</w:t>
+            </w:r>
+            <w:r>
+              <w:rPr>
+                <w:rFonts w:ascii="Arial" w:cs="Arial" w:eastAsia="Arial" w:hAnsi="Arial"/>
+                <w:sz w:val="20"/>
+                <w:szCs w:val="20"/>
+              </w:rPr>
+              <w:br/>
+              <w:t xml:space="preserve"/>
+            </w:r>
+            <w:r>
+              <w:rPr>
+                <w:rFonts w:ascii="Arial" w:cs="Arial" w:eastAsia="Arial" w:hAnsi="Arial"/>
+                <w:sz w:val="20"/>
+                <w:szCs w:val="20"/>
+              </w:rPr>
+              <w:br/>
+              <w:t xml:space="preserve"/>
+            </w:r>
+            <w:r>
+              <w:rPr>
+                <w:rFonts w:ascii="Arial" w:cs="Arial" w:eastAsia="Arial" w:hAnsi="Arial"/>
+                <w:b w:val="false"/>
+                <w:bCs w:val="false"/>
+                <w:i/>
+                <w:iCs/>
+                <w:color w:val="555555"/>
+                <w:sz w:val="20"/>
+                <w:szCs w:val="20"/>
+              </w:rPr>
+              <w:t xml:space="preserve">→ 3–2–1: Name 3 things learned, 2 new vocab words, 1 question you still have.</w:t>
             </w:r>
           </w:p>
         </w:tc>
@@ -3218,19 +3993,6 @@
                 <w:sz w:val="18"/>
                 <w:szCs w:val="18"/>
               </w:rPr>
-              <w:t xml:space="preserve"># Bad: Too many inheritance levels</w:t>
-            </w:r>
-          </w:p>
-          <w:p>
-            <w:pPr>
-              <w:spacing w:after="20"/>
-            </w:pPr>
-            <w:r>
-              <w:rPr>
-                <w:rFonts w:ascii="Courier New" w:cs="Courier New" w:eastAsia="Courier New" w:hAnsi="Courier New"/>
-                <w:sz w:val="18"/>
-                <w:szCs w:val="18"/>
-              </w:rPr>
               <w:t xml:space="preserve">class Vehicle:</w:t>
             </w:r>
           </w:p>
@@ -3387,7 +4149,7 @@
                 <w:sz w:val="18"/>
                 <w:szCs w:val="18"/>
               </w:rPr>
-              <w:t xml:space="preserve"># Better: Composition</w:t>
+              <w:t xml:space="preserve"> </w:t>
             </w:r>
           </w:p>
           <w:p>
@@ -3558,19 +4320,6 @@
                 <w:sz w:val="18"/>
                 <w:szCs w:val="18"/>
               </w:rPr>
-              <w:t xml:space="preserve"># Bad: User class does too much</w:t>
-            </w:r>
-          </w:p>
-          <w:p>
-            <w:pPr>
-              <w:spacing w:after="20"/>
-            </w:pPr>
-            <w:r>
-              <w:rPr>
-                <w:rFonts w:ascii="Courier New" w:cs="Courier New" w:eastAsia="Courier New" w:hAnsi="Courier New"/>
-                <w:sz w:val="18"/>
-                <w:szCs w:val="18"/>
-              </w:rPr>
               <w:t xml:space="preserve">class User:</w:t>
             </w:r>
           </w:p>
@@ -3727,7 +4476,7 @@
                 <w:sz w:val="18"/>
                 <w:szCs w:val="18"/>
               </w:rPr>
-              <w:t xml:space="preserve"># Better: Separate concerns</w:t>
+              <w:t xml:space="preserve"> </w:t>
             </w:r>
           </w:p>
           <w:p>
@@ -3950,19 +4699,6 @@
                 <w:sz w:val="18"/>
                 <w:szCs w:val="18"/>
               </w:rPr>
-              <w:t xml:space="preserve"># Bad: Depends on concrete class</w:t>
-            </w:r>
-          </w:p>
-          <w:p>
-            <w:pPr>
-              <w:spacing w:after="20"/>
-            </w:pPr>
-            <w:r>
-              <w:rPr>
-                <w:rFonts w:ascii="Courier New" w:cs="Courier New" w:eastAsia="Courier New" w:hAnsi="Courier New"/>
-                <w:sz w:val="18"/>
-                <w:szCs w:val="18"/>
-              </w:rPr>
               <w:t xml:space="preserve">class PaymentProcessor:</w:t>
             </w:r>
           </w:p>
@@ -4015,7 +4751,7 @@
                 <w:sz w:val="18"/>
                 <w:szCs w:val="18"/>
               </w:rPr>
-              <w:t xml:space="preserve"># Better: Depends on abstraction</w:t>
+              <w:t xml:space="preserve"> </w:t>
             </w:r>
           </w:p>
           <w:p>
@@ -4134,7 +4870,7 @@
                 <w:sz w:val="18"/>
                 <w:szCs w:val="18"/>
               </w:rPr>
-              <w:t xml:space="preserve"># Abstract base class</w:t>
+              <w:t xml:space="preserve"> </w:t>
             </w:r>
           </w:p>
           <w:p>
@@ -4472,7 +5208,7 @@
                 <w:sz w:val="18"/>
                 <w:szCs w:val="18"/>
               </w:rPr>
-              <w:t xml:space="preserve"># Concrete implementations</w:t>
+              <w:t xml:space="preserve"> </w:t>
             </w:r>
           </w:p>
           <w:p>
@@ -4797,7 +5533,7 @@
                 <w:sz w:val="18"/>
                 <w:szCs w:val="18"/>
               </w:rPr>
-              <w:t xml:space="preserve"># Supporting classes</w:t>
+              <w:t xml:space="preserve"> </w:t>
             </w:r>
           </w:p>
           <w:p>
@@ -5226,7 +5962,7 @@
                 <w:sz w:val="18"/>
                 <w:szCs w:val="18"/>
               </w:rPr>
-              <w:t xml:space="preserve"># Usage</w:t>
+              <w:t xml:space="preserve"> </w:t>
             </w:r>
           </w:p>
           <w:p>
@@ -5305,32 +6041,6 @@
                 <w:szCs w:val="18"/>
               </w:rPr>
               <w:t xml:space="preserve">game.add_character(mage)</w:t>
-            </w:r>
-          </w:p>
-          <w:p>
-            <w:pPr>
-              <w:spacing w:after="20"/>
-            </w:pPr>
-            <w:r>
-              <w:rPr>
-                <w:rFonts w:ascii="Courier New" w:cs="Courier New" w:eastAsia="Courier New" w:hAnsi="Courier New"/>
-                <w:sz w:val="18"/>
-                <w:szCs w:val="18"/>
-              </w:rPr>
-              <w:t xml:space="preserve"> </w:t>
-            </w:r>
-          </w:p>
-          <w:p>
-            <w:pPr>
-              <w:spacing w:after="20"/>
-            </w:pPr>
-            <w:r>
-              <w:rPr>
-                <w:rFonts w:ascii="Courier New" w:cs="Courier New" w:eastAsia="Courier New" w:hAnsi="Courier New"/>
-                <w:sz w:val="18"/>
-                <w:szCs w:val="18"/>
-              </w:rPr>
-              <w:t xml:space="preserve"># Play...</w:t>
             </w:r>
           </w:p>
         </w:tc>

--- a/Coding 2 - year/Unit 2 - Object-Oriented Programming/Daily Lesson Plans/Word/Day 21.docx
+++ b/Coding 2 - year/Unit 2 - Object-Oriented Programming/Daily Lesson Plans/Word/Day 21.docx
@@ -380,7 +380,7 @@
                 <w:sz w:val="20"/>
                 <w:szCs w:val="20"/>
               </w:rPr>
-              <w:t xml:space="preserve">    In your own words: Plan well-designed class hierarchies using OOP principles?</w:t>
+              <w:t xml:space="preserve">    Before designing anything, what questions would you need to answer first in order to plan well-designed class hierarchies using OOP principles?</w:t>
             </w:r>
             <w:r>
               <w:rPr>
@@ -477,7 +477,7 @@
                 <w:sz w:val="20"/>
                 <w:szCs w:val="20"/>
               </w:rPr>
-              <w:t xml:space="preserve">Today's Goal: By the end of class you will be able to plan well-designed class hierarchies using OOP principles.</w:t>
+              <w:t xml:space="preserve">Today’s Goal: By the end of class you will be able to plan well-designed class hierarchies using OOP principles.</w:t>
             </w:r>
             <w:r>
               <w:rPr>
@@ -1221,7 +1221,7 @@
                 <w:sz w:val="20"/>
                 <w:szCs w:val="20"/>
               </w:rPr>
-              <w:t xml:space="preserve">Quick Check: Plan well-designed class hierarchies using OOP principles?</w:t>
+              <w:t xml:space="preserve">What are the 2-3 most important steps when you plan well-designed class hierarchies using OOP principles? What could go wrong if you skip one?</w:t>
             </w:r>
             <w:r>
               <w:rPr>

--- a/Coding 2 - year/Unit 2 - Object-Oriented Programming/Daily Lesson Plans/Word/Day 21.docx
+++ b/Coding 2 - year/Unit 2 - Object-Oriented Programming/Daily Lesson Plans/Word/Day 21.docx
@@ -1093,7 +1093,29 @@
                 <w:sz w:val="20"/>
                 <w:szCs w:val="20"/>
               </w:rPr>
-              <w:t xml:space="preserve">    Work through problems from the day's exercise set.</w:t>
+              <w:t xml:space="preserve">    Students develop their project plans and design documents.</w:t>
+            </w:r>
+            <w:r>
+              <w:rPr>
+                <w:rFonts w:ascii="Arial" w:cs="Arial" w:eastAsia="Arial" w:hAnsi="Arial"/>
+                <w:sz w:val="20"/>
+                <w:szCs w:val="20"/>
+              </w:rPr>
+              <w:br/>
+              <w:t xml:space="preserve"/>
+            </w:r>
+            <w:r>
+              <w:rPr>
+                <w:rFonts w:ascii="Arial" w:cs="Arial" w:eastAsia="Arial" w:hAnsi="Arial"/>
+                <w:b w:val="false"/>
+                <w:bCs w:val="false"/>
+                <w:i w:val="false"/>
+                <w:iCs w:val="false"/>
+                <w:color w:val="000000"/>
+                <w:sz w:val="20"/>
+                <w:szCs w:val="20"/>
+              </w:rPr>
+              <w:t xml:space="preserve">    Review plans individually and provide feedback.</w:t>
             </w:r>
             <w:r>
               <w:rPr>
